--- a/docs/phase1/01-project-plan/Team_EV_Preliminary_Project_Plan.docx
+++ b/docs/phase1/01-project-plan/Team_EV_Preliminary_Project_Plan.docx
@@ -111,8 +111,6 @@
         </w:rPr>
         <w:t>17</w:t>
       </w:r>
-      <w:bookmarkStart w:id="18" w:name="_GoBack"/>
-      <w:bookmarkEnd w:id="18"/>
       <w:r>
         <w:t>, 2026</w:t>
       </w:r>
@@ -5662,12 +5660,6 @@
             <w:insideH w:val="single" w:color="auto" w:sz="6" w:space="0"/>
             <w:insideV w:val="single" w:color="auto" w:sz="6" w:space="0"/>
           </w:tblBorders>
-          <w:tblCellMar>
-            <w:top w:w="0" w:type="dxa"/>
-            <w:left w:w="108" w:type="dxa"/>
-            <w:bottom w:w="0" w:type="dxa"/>
-            <w:right w:w="108" w:type="dxa"/>
-          </w:tblCellMar>
         </w:tblPrEx>
         <w:trPr>
           <w:cantSplit/>
@@ -5980,7 +5972,10 @@
               <w:pStyle w:val="31"/>
             </w:pPr>
             <w:r>
-              <w:t>Member B</w:t>
+              <w:rPr>
+                <w:rFonts w:hint="eastAsia"/>
+              </w:rPr>
+              <w:t>James Zuniga</w:t>
             </w:r>
           </w:p>
         </w:tc>
@@ -5993,7 +5988,10 @@
               <w:pStyle w:val="31"/>
             </w:pPr>
             <w:r>
-              <w:t>Member E</w:t>
+              <w:rPr>
+                <w:rFonts w:hint="eastAsia"/>
+              </w:rPr>
+              <w:t>Young Kim</w:t>
             </w:r>
           </w:p>
         </w:tc>
@@ -6053,7 +6051,10 @@
               <w:pStyle w:val="31"/>
             </w:pPr>
             <w:r>
-              <w:t>Member C</w:t>
+              <w:rPr>
+                <w:rFonts w:hint="eastAsia"/>
+              </w:rPr>
+              <w:t>Austin Aragon</w:t>
             </w:r>
           </w:p>
         </w:tc>
@@ -6134,7 +6135,10 @@
               <w:pStyle w:val="31"/>
             </w:pPr>
             <w:r>
-              <w:t>Member D</w:t>
+              <w:rPr>
+                <w:rFonts w:hint="eastAsia"/>
+              </w:rPr>
+              <w:t>Justus Jones</w:t>
             </w:r>
           </w:p>
         </w:tc>
@@ -6147,7 +6151,10 @@
               <w:pStyle w:val="31"/>
             </w:pPr>
             <w:r>
-              <w:t>Member C</w:t>
+              <w:rPr>
+                <w:rFonts w:hint="eastAsia"/>
+              </w:rPr>
+              <w:t>Austin Aragon</w:t>
             </w:r>
           </w:p>
         </w:tc>
@@ -6207,7 +6214,10 @@
               <w:pStyle w:val="31"/>
             </w:pPr>
             <w:r>
-              <w:t>Member E</w:t>
+              <w:rPr>
+                <w:rFonts w:hint="eastAsia"/>
+              </w:rPr>
+              <w:t>Young Kim</w:t>
             </w:r>
           </w:p>
         </w:tc>
@@ -6220,7 +6230,10 @@
               <w:pStyle w:val="31"/>
             </w:pPr>
             <w:r>
-              <w:t>Member B</w:t>
+              <w:rPr>
+                <w:rFonts w:hint="eastAsia"/>
+              </w:rPr>
+              <w:t>James Zuniga</w:t>
             </w:r>
           </w:p>
         </w:tc>
@@ -6297,7 +6310,10 @@
               <w:pStyle w:val="31"/>
             </w:pPr>
             <w:r>
-              <w:t>Member D</w:t>
+              <w:rPr>
+                <w:rFonts w:hint="eastAsia"/>
+              </w:rPr>
+              <w:t>Justus Jones</w:t>
             </w:r>
           </w:p>
         </w:tc>
@@ -6374,7 +6390,10 @@
               <w:pStyle w:val="31"/>
             </w:pPr>
             <w:r>
-              <w:t>Member B</w:t>
+              <w:rPr>
+                <w:rFonts w:hint="eastAsia"/>
+              </w:rPr>
+              <w:t>James Zuniga</w:t>
             </w:r>
           </w:p>
         </w:tc>
@@ -6457,7 +6476,12 @@
         <w:t>Shared responsibility — the issues list.</w:t>
       </w:r>
       <w:r>
-        <w:t xml:space="preserve"> Every member contributes at least three candidate issues from the Preliminary Definition during the elicitation week (§5, W2). This is what keeps D-2 from being one person's opinion, and it is a bounded ask: roughly thirty minutes per member.</w:t>
+        <w:t xml:space="preserve"> Every member contributes at least three candidate issues from the Preliminary Definition during the elicitation week (§5, W2). This is what keeps D-2 from being one person's opinion</w:t>
+      </w:r>
+      <w:bookmarkStart w:id="18" w:name="_GoBack"/>
+      <w:bookmarkEnd w:id="18"/>
+      <w:r>
+        <w:t>.</w:t>
       </w:r>
     </w:p>
     <w:p>
@@ -7246,14 +7270,6 @@
       </w:tr>
       <w:tr>
         <w:tblPrEx>
-          <w:tblBorders>
-            <w:top w:val="single" w:color="auto" w:sz="12" w:space="0"/>
-            <w:left w:val="single" w:color="auto" w:sz="12" w:space="0"/>
-            <w:bottom w:val="single" w:color="auto" w:sz="12" w:space="0"/>
-            <w:right w:val="single" w:color="auto" w:sz="12" w:space="0"/>
-            <w:insideH w:val="single" w:color="auto" w:sz="6" w:space="0"/>
-            <w:insideV w:val="single" w:color="auto" w:sz="6" w:space="0"/>
-          </w:tblBorders>
           <w:tblCellMar>
             <w:top w:w="0" w:type="dxa"/>
             <w:left w:w="108" w:type="dxa"/>
@@ -8871,6 +8887,13 @@
               <w:t>Zichuo Wang</w:t>
             </w:r>
             <w:r>
+              <w:rPr>
+                <w:rFonts w:hint="default" w:eastAsia="宋体"/>
+                <w:lang w:val="en-US" w:eastAsia="zh-CN"/>
+              </w:rPr>
+              <w:t xml:space="preserve"> </w:t>
+            </w:r>
+            <w:r>
               <w:t>(all review)</w:t>
             </w:r>
           </w:p>
@@ -8952,7 +8975,7 @@
               <w:pStyle w:val="31"/>
             </w:pPr>
             <w:r>
-              <w:t>All members read the Preliminary Definition and the World Assumptions Masterlist; each logs ≥3 candidate issues; team consolidates the issues list and records scope assumptions (AS-1). In parallel, candidate AS-IS/TO-BE scenarios are proposed and the three distinct pairs are selected — pulled forward into W2 because D-1 and D-4 both depend on them and the phase has no slack to spare</w:t>
+              <w:t>All members read the Preliminary Definition and the World Assumptions Masterlist; each logs ≥3 candidate issues; team consolidates the issues list and records scope assumptions (AS-1). In parallel, candidate AS-IS/TO-BE scenarios are proposed and the three distinct pairs are selected — pulled forward into W2 because D-1 and D-4 both depend on them</w:t>
             </w:r>
           </w:p>
         </w:tc>
@@ -8965,7 +8988,22 @@
               <w:pStyle w:val="31"/>
             </w:pPr>
             <w:r>
-              <w:t>All; consolidated by Member C; scenarios by Member B</w:t>
+              <w:t xml:space="preserve">All; consolidated by </w:t>
+            </w:r>
+            <w:r>
+              <w:rPr>
+                <w:rFonts w:hint="eastAsia"/>
+              </w:rPr>
+              <w:t>Austin Aragon</w:t>
+            </w:r>
+            <w:r>
+              <w:t xml:space="preserve">; scenarios by </w:t>
+            </w:r>
+            <w:r>
+              <w:rPr>
+                <w:rFonts w:hint="eastAsia"/>
+              </w:rPr>
+              <w:t>James Zuniga</w:t>
             </w:r>
           </w:p>
         </w:tc>
@@ -9059,7 +9097,68 @@
               <w:pStyle w:val="31"/>
             </w:pPr>
             <w:r>
-              <w:t>Member C (D-2); Member D (D-3); Member B (D-1); Member E (D-4)</w:t>
+              <w:rPr>
+                <w:rFonts w:hint="default"/>
+                <w:lang w:val="en-US"/>
+              </w:rPr>
+              <w:t xml:space="preserve"> </w:t>
+            </w:r>
+            <w:r>
+              <w:rPr>
+                <w:rFonts w:hint="eastAsia"/>
+              </w:rPr>
+              <w:t>Austin Aragon</w:t>
+            </w:r>
+            <w:r>
+              <w:t xml:space="preserve"> (D-2); </w:t>
+            </w:r>
+            <w:r>
+              <w:rPr>
+                <w:rFonts w:hint="eastAsia"/>
+              </w:rPr>
+              <w:t>Justus Jones</w:t>
+            </w:r>
+            <w:r>
+              <w:t xml:space="preserve"> (D-3);</w:t>
+            </w:r>
+            <w:r>
+              <w:rPr>
+                <w:rFonts w:hint="default"/>
+                <w:lang w:val="en-US"/>
+              </w:rPr>
+              <w:t xml:space="preserve"> </w:t>
+            </w:r>
+            <w:r>
+              <w:rPr>
+                <w:rFonts w:hint="eastAsia"/>
+              </w:rPr>
+              <w:t>James Zuniga</w:t>
+            </w:r>
+            <w:r>
+              <w:rPr>
+                <w:rFonts w:hint="default"/>
+                <w:lang w:val="en-US"/>
+              </w:rPr>
+              <w:t xml:space="preserve"> </w:t>
+            </w:r>
+            <w:r>
+              <w:t>(D-1)</w:t>
+            </w:r>
+            <w:r>
+              <w:rPr>
+                <w:rFonts w:hint="default"/>
+                <w:lang w:val="en-US"/>
+              </w:rPr>
+              <w:t xml:space="preserve">; </w:t>
+            </w:r>
+            <w:r>
+              <w:rPr>
+                <w:rFonts w:hint="eastAsia"/>
+              </w:rPr>
+              <w:t>Young Kim</w:t>
+            </w:r>
+            <w:r>
+              <w:t xml:space="preserve"> (D-4)</w:t>
             </w:r>
           </w:p>
         </w:tc>
@@ -9153,7 +9252,31 @@
               <w:pStyle w:val="31"/>
             </w:pPr>
             <w:r>
-              <w:t>Member D (D-3); Member B (D-1); Member E (D-4); all review</w:t>
+              <w:rPr>
+                <w:rFonts w:hint="eastAsia"/>
+              </w:rPr>
+              <w:t>Justus Jones</w:t>
+            </w:r>
+            <w:r>
+              <w:t xml:space="preserve"> (D-3); </w:t>
+            </w:r>
+            <w:r>
+              <w:rPr>
+                <w:rFonts w:hint="eastAsia"/>
+              </w:rPr>
+              <w:t>James Zuniga</w:t>
+            </w:r>
+            <w:r>
+              <w:t xml:space="preserve"> (D-1); </w:t>
+            </w:r>
+            <w:r>
+              <w:rPr>
+                <w:rFonts w:hint="eastAsia"/>
+              </w:rPr>
+              <w:t>Young Kim</w:t>
+            </w:r>
+            <w:r>
+              <w:t xml:space="preserve"> (D-4); all review</w:t>
             </w:r>
           </w:p>
         </w:tc>
@@ -9872,7 +9995,7 @@
   <w:docDefaults>
     <w:rPrDefault>
       <w:rPr>
-        <w:rFonts w:ascii="Times New Roman" w:hAnsi="Times New Roman" w:eastAsia="Times New Roman" w:cs="Times New Roman"/>
+        <w:rFonts w:ascii="Times New Roman" w:hAnsi="Times New Roman" w:eastAsia="宋体" w:cs="Times New Roman"/>
       </w:rPr>
     </w:rPrDefault>
     <w:pPrDefault/>
@@ -9897,19 +10020,19 @@
     <w:lsdException w:uiPriority="99" w:name="index 7"/>
     <w:lsdException w:uiPriority="99" w:name="index 8"/>
     <w:lsdException w:uiPriority="99" w:name="index 9"/>
-    <w:lsdException w:unhideWhenUsed="0" w:uiPriority="39" w:semiHidden="0" w:name="toc 1"/>
-    <w:lsdException w:unhideWhenUsed="0" w:uiPriority="39" w:semiHidden="0" w:name="toc 2"/>
+    <w:lsdException w:qFormat="1" w:unhideWhenUsed="0" w:uiPriority="39" w:semiHidden="0" w:name="toc 1"/>
+    <w:lsdException w:qFormat="1" w:unhideWhenUsed="0" w:uiPriority="39" w:semiHidden="0" w:name="toc 2"/>
     <w:lsdException w:unhideWhenUsed="0" w:uiPriority="0" w:name="toc 3"/>
-    <w:lsdException w:unhideWhenUsed="0" w:uiPriority="0" w:name="toc 4"/>
+    <w:lsdException w:qFormat="1" w:unhideWhenUsed="0" w:uiPriority="0" w:name="toc 4"/>
     <w:lsdException w:unhideWhenUsed="0" w:uiPriority="0" w:name="toc 5"/>
-    <w:lsdException w:unhideWhenUsed="0" w:uiPriority="0" w:name="toc 6"/>
+    <w:lsdException w:qFormat="1" w:unhideWhenUsed="0" w:uiPriority="0" w:name="toc 6"/>
     <w:lsdException w:qFormat="1" w:unhideWhenUsed="0" w:uiPriority="0" w:name="toc 7"/>
     <w:lsdException w:qFormat="1" w:unhideWhenUsed="0" w:uiPriority="0" w:name="toc 8"/>
-    <w:lsdException w:unhideWhenUsed="0" w:uiPriority="0" w:name="toc 9"/>
+    <w:lsdException w:qFormat="1" w:unhideWhenUsed="0" w:uiPriority="0" w:name="toc 9"/>
     <w:lsdException w:uiPriority="99" w:name="Normal Indent"/>
     <w:lsdException w:uiPriority="99" w:name="footnote text"/>
     <w:lsdException w:uiPriority="99" w:name="annotation text"/>
-    <w:lsdException w:unhideWhenUsed="0" w:uiPriority="0" w:semiHidden="0" w:name="header"/>
+    <w:lsdException w:qFormat="1" w:unhideWhenUsed="0" w:uiPriority="0" w:semiHidden="0" w:name="header"/>
     <w:lsdException w:qFormat="1" w:unhideWhenUsed="0" w:uiPriority="0" w:semiHidden="0" w:name="footer"/>
     <w:lsdException w:uiPriority="99" w:name="index heading"/>
     <w:lsdException w:qFormat="1" w:uiPriority="35" w:name="caption"/>
@@ -10355,6 +10478,7 @@
   <w:style w:type="paragraph" w:styleId="13">
     <w:name w:val="header"/>
     <w:basedOn w:val="1"/>
+    <w:qFormat/>
     <w:uiPriority w:val="0"/>
     <w:pPr>
       <w:tabs>
@@ -10372,6 +10496,7 @@
     <w:basedOn w:val="1"/>
     <w:next w:val="1"/>
     <w:autoRedefine/>
+    <w:qFormat/>
     <w:uiPriority w:val="39"/>
     <w:pPr>
       <w:tabs>
@@ -10390,6 +10515,7 @@
     <w:next w:val="1"/>
     <w:autoRedefine/>
     <w:semiHidden/>
+    <w:qFormat/>
     <w:uiPriority w:val="0"/>
     <w:pPr>
       <w:ind w:left="720"/>
@@ -10401,6 +10527,7 @@
     <w:next w:val="1"/>
     <w:autoRedefine/>
     <w:semiHidden/>
+    <w:qFormat/>
     <w:uiPriority w:val="0"/>
     <w:pPr>
       <w:ind w:left="1200"/>
@@ -10411,6 +10538,7 @@
     <w:basedOn w:val="1"/>
     <w:next w:val="1"/>
     <w:autoRedefine/>
+    <w:qFormat/>
     <w:uiPriority w:val="39"/>
     <w:pPr>
       <w:tabs>
@@ -10427,6 +10555,7 @@
     <w:next w:val="1"/>
     <w:autoRedefine/>
     <w:semiHidden/>
+    <w:qFormat/>
     <w:uiPriority w:val="0"/>
     <w:pPr>
       <w:ind w:left="1920"/>

--- a/docs/phase1/01-project-plan/Team_EV_Preliminary_Project_Plan.docx
+++ b/docs/phase1/01-project-plan/Team_EV_Preliminary_Project_Plan.docx
@@ -1689,7 +1689,17 @@
         <w:spacing w:after="120"/>
       </w:pPr>
       <w:r>
-        <w:t>This plan covers Phase I of the Cpt S 484 team project for Project THEIA. It states what the team will produce, who owns each work product, how the team is organized and communicates, the risks it expects and how it will control them, and the schedule it will work to. Phase I runs four weeks from the preliminary submission to the final submission, so the plan is built around that window rather than around the semester.</w:t>
+        <w:t>This plan covers Phase I of the Cpt</w:t>
+      </w:r>
+      <w:r>
+        <w:rPr>
+          <w:rFonts w:hint="default"/>
+          <w:lang w:val="en-US"/>
+        </w:rPr>
+        <w:t>_</w:t>
+      </w:r>
+      <w:r>
+        <w:t xml:space="preserve">S 484 team project for Project THEIA. It states what the team will produce, who owns each work product, how the team is organized and communicates, the risks it expects and how it will control them, and the schedule it will work to. </w:t>
       </w:r>
     </w:p>
     <w:p>
@@ -5660,6 +5670,12 @@
             <w:insideH w:val="single" w:color="auto" w:sz="6" w:space="0"/>
             <w:insideV w:val="single" w:color="auto" w:sz="6" w:space="0"/>
           </w:tblBorders>
+          <w:tblCellMar>
+            <w:top w:w="0" w:type="dxa"/>
+            <w:left w:w="108" w:type="dxa"/>
+            <w:bottom w:w="0" w:type="dxa"/>
+            <w:right w:w="108" w:type="dxa"/>
+          </w:tblCellMar>
         </w:tblPrEx>
         <w:trPr>
           <w:cantSplit/>
@@ -6476,12 +6492,7 @@
         <w:t>Shared responsibility — the issues list.</w:t>
       </w:r>
       <w:r>
-        <w:t xml:space="preserve"> Every member contributes at least three candidate issues from the Preliminary Definition during the elicitation week (§5, W2). This is what keeps D-2 from being one person's opinion</w:t>
-      </w:r>
-      <w:bookmarkStart w:id="18" w:name="_GoBack"/>
-      <w:bookmarkEnd w:id="18"/>
-      <w:r>
-        <w:t>.</w:t>
+        <w:t xml:space="preserve"> Every member contributes at least three candidate issues from the Preliminary Definition during the elicitation week (§5, W2). This is what keeps D-2 from being one person's opinion.</w:t>
       </w:r>
     </w:p>
     <w:p>
@@ -6581,7 +6592,7 @@
         <w:t>Internal freeze date.</w:t>
       </w:r>
       <w:r>
-        <w:t xml:space="preserve"> All work products are in complete draft by Oct 11 — a week before the deadline — and frozen on Oct 16. The last stretch is for assembly, consistency, and submission, not for writing. In a four-week phase this is the single most important control.</w:t>
+        <w:t xml:space="preserve"> All work products are in complete draft by Oct 11 — a week before the deadline — and frozen on Oct 16. The last stretch is for assembly, consistency, and submission. </w:t>
       </w:r>
     </w:p>
     <w:p>
@@ -6612,7 +6623,25 @@
           <w:b w:val="0"/>
           <w:bCs w:val="0"/>
         </w:rPr>
-        <w:t>See Section 1.3. The dependency with the most schedule risk is DE-1 (D-3 cannot be finished before D-2 stabilizes). With only four weeks in the phase, this is managed by fixing an internal deadline for D-2 of Sun, Oct 4 — two weeks ahead of the final submission — and by having the D-3 owner start on Problems and Goals in that same week, working from the draft issues list rather than waiting for D-2 to be final.</w:t>
+        <w:t xml:space="preserve">See Section 1.3. The dependency with the most schedule risk is DE-1 (D-3 cannot be finished before D-2 stabilizes). </w:t>
+      </w:r>
+      <w:r>
+        <w:rPr>
+          <w:rFonts w:hint="default"/>
+          <w:b w:val="0"/>
+          <w:bCs w:val="0"/>
+          <w:lang w:val="en-US"/>
+        </w:rPr>
+        <w:t>T</w:t>
+      </w:r>
+      <w:bookmarkStart w:id="18" w:name="_GoBack"/>
+      <w:bookmarkEnd w:id="18"/>
+      <w:r>
+        <w:rPr>
+          <w:b w:val="0"/>
+          <w:bCs w:val="0"/>
+        </w:rPr>
+        <w:t>his is managed by fixing an internal deadline for D-2 of Sun, Oct 4 — two weeks ahead of the final submission — and by having the D-3 owner start on Problems and Goals in that same week, working from the draft issues list rather than waiting for D-2 to be final.</w:t>
       </w:r>
     </w:p>
     <w:p>
@@ -7270,6 +7299,14 @@
       </w:tr>
       <w:tr>
         <w:tblPrEx>
+          <w:tblBorders>
+            <w:top w:val="single" w:color="auto" w:sz="12" w:space="0"/>
+            <w:left w:val="single" w:color="auto" w:sz="12" w:space="0"/>
+            <w:bottom w:val="single" w:color="auto" w:sz="12" w:space="0"/>
+            <w:right w:val="single" w:color="auto" w:sz="12" w:space="0"/>
+            <w:insideH w:val="single" w:color="auto" w:sz="6" w:space="0"/>
+            <w:insideV w:val="single" w:color="auto" w:sz="6" w:space="0"/>
+          </w:tblBorders>
           <w:tblCellMar>
             <w:top w:w="0" w:type="dxa"/>
             <w:left w:w="108" w:type="dxa"/>

--- a/docs/phase1/01-project-plan/Team_EV_Preliminary_Project_Plan.docx
+++ b/docs/phase1/01-project-plan/Team_EV_Preliminary_Project_Plan.docx
@@ -64,9 +64,20 @@
     <w:p>
       <w:pPr>
         <w:pStyle w:val="25"/>
-      </w:pPr>
-      <w:r>
-        <w:t>Version 1.0 draft 1</w:t>
+        <w:rPr>
+          <w:rFonts w:hint="eastAsia" w:eastAsia="宋体"/>
+          <w:lang w:val="en-US" w:eastAsia="zh-CN"/>
+        </w:rPr>
+      </w:pPr>
+      <w:r>
+        <w:t xml:space="preserve">Version 1.0 draft </w:t>
+      </w:r>
+      <w:r>
+        <w:rPr>
+          <w:rFonts w:hint="eastAsia" w:eastAsia="宋体"/>
+          <w:lang w:val="en-US" w:eastAsia="zh-CN"/>
+        </w:rPr>
+        <w:t>2</w:t>
       </w:r>
     </w:p>
     <w:p>
@@ -106,10 +117,10 @@
       </w:r>
       <w:r>
         <w:rPr>
-          <w:rFonts w:hint="default"/>
-          <w:lang w:val="en-US"/>
-        </w:rPr>
-        <w:t>17</w:t>
+          <w:rFonts w:hint="eastAsia" w:eastAsia="宋体"/>
+          <w:lang w:val="en-US" w:eastAsia="zh-CN"/>
+        </w:rPr>
+        <w:t>20</w:t>
       </w:r>
       <w:r>
         <w:t>, 2026</w:t>
@@ -406,7 +417,7 @@
         <w:fldChar w:fldCharType="separate"/>
       </w:r>
       <w:r>
-        <w:t>3</w:t>
+        <w:t>2</w:t>
       </w:r>
       <w:r>
         <w:fldChar w:fldCharType="end"/>
@@ -534,7 +545,7 @@
         <w:fldChar w:fldCharType="separate"/>
       </w:r>
       <w:r>
-        <w:t>4</w:t>
+        <w:t>3</w:t>
       </w:r>
       <w:r>
         <w:fldChar w:fldCharType="end"/>
@@ -728,7 +739,7 @@
         <w:fldChar w:fldCharType="separate"/>
       </w:r>
       <w:r>
-        <w:t>5</w:t>
+        <w:t>4</w:t>
       </w:r>
       <w:r>
         <w:fldChar w:fldCharType="end"/>
@@ -858,7 +869,7 @@
         <w:fldChar w:fldCharType="separate"/>
       </w:r>
       <w:r>
-        <w:t>6</w:t>
+        <w:t>5</w:t>
       </w:r>
       <w:r>
         <w:fldChar w:fldCharType="end"/>
@@ -922,7 +933,7 @@
         <w:fldChar w:fldCharType="separate"/>
       </w:r>
       <w:r>
-        <w:t>6</w:t>
+        <w:t>5</w:t>
       </w:r>
       <w:r>
         <w:fldChar w:fldCharType="end"/>
@@ -986,7 +997,7 @@
         <w:fldChar w:fldCharType="separate"/>
       </w:r>
       <w:r>
-        <w:t>7</w:t>
+        <w:t>6</w:t>
       </w:r>
       <w:r>
         <w:fldChar w:fldCharType="end"/>
@@ -1050,71 +1061,7 @@
         <w:fldChar w:fldCharType="separate"/>
       </w:r>
       <w:r>
-        <w:t>7</w:t>
-      </w:r>
-      <w:r>
-        <w:fldChar w:fldCharType="end"/>
-      </w:r>
-      <w:r>
-        <w:fldChar w:fldCharType="end"/>
-      </w:r>
-    </w:p>
-    <w:p>
-      <w:pPr>
-        <w:pStyle w:val="17"/>
-        <w:rPr>
-          <w:rFonts w:asciiTheme="minorHAnsi" w:hAnsiTheme="minorHAnsi" w:eastAsiaTheme="minorEastAsia" w:cstheme="minorBidi"/>
-          <w:kern w:val="2"/>
-          <w:szCs w:val="24"/>
-          <w:lang w:eastAsia="zh-CN"/>
-          <w14:ligatures w14:val="standardContextual"/>
-        </w:rPr>
-      </w:pPr>
-      <w:r>
-        <w:fldChar w:fldCharType="begin"/>
-      </w:r>
-      <w:r>
-        <w:instrText xml:space="preserve"> HYPERLINK \l "_Toc240551200" </w:instrText>
-      </w:r>
-      <w:r>
-        <w:fldChar w:fldCharType="separate"/>
-      </w:r>
-      <w:r>
-        <w:rPr>
-          <w:rStyle w:val="23"/>
-        </w:rPr>
-        <w:t>3.4.</w:t>
-      </w:r>
-      <w:r>
-        <w:rPr>
-          <w:rFonts w:asciiTheme="minorHAnsi" w:hAnsiTheme="minorHAnsi" w:eastAsiaTheme="minorEastAsia" w:cstheme="minorBidi"/>
-          <w:kern w:val="2"/>
-          <w:szCs w:val="24"/>
-          <w:lang w:eastAsia="zh-CN"/>
-          <w14:ligatures w14:val="standardContextual"/>
-        </w:rPr>
-        <w:tab/>
-      </w:r>
-      <w:r>
-        <w:rPr>
-          <w:rStyle w:val="23"/>
-        </w:rPr>
-        <w:t>Staffing and Budget</w:t>
-      </w:r>
-      <w:r>
-        <w:tab/>
-      </w:r>
-      <w:r>
-        <w:fldChar w:fldCharType="begin"/>
-      </w:r>
-      <w:r>
-        <w:instrText xml:space="preserve"> PAGEREF _Toc240551200 \h </w:instrText>
-      </w:r>
-      <w:r>
-        <w:fldChar w:fldCharType="separate"/>
-      </w:r>
-      <w:r>
-        <w:t>8</w:t>
+        <w:t>6</w:t>
       </w:r>
       <w:r>
         <w:fldChar w:fldCharType="end"/>
@@ -1180,7 +1127,7 @@
         <w:fldChar w:fldCharType="separate"/>
       </w:r>
       <w:r>
-        <w:t>8</w:t>
+        <w:t>7</w:t>
       </w:r>
       <w:r>
         <w:fldChar w:fldCharType="end"/>
@@ -1244,7 +1191,7 @@
         <w:fldChar w:fldCharType="separate"/>
       </w:r>
       <w:r>
-        <w:t>8</w:t>
+        <w:t>7</w:t>
       </w:r>
       <w:r>
         <w:fldChar w:fldCharType="end"/>
@@ -1308,7 +1255,7 @@
         <w:fldChar w:fldCharType="separate"/>
       </w:r>
       <w:r>
-        <w:t>9</w:t>
+        <w:t>8</w:t>
       </w:r>
       <w:r>
         <w:fldChar w:fldCharType="end"/>
@@ -1374,7 +1321,7 @@
         <w:fldChar w:fldCharType="separate"/>
       </w:r>
       <w:r>
-        <w:t>9</w:t>
+        <w:t>8</w:t>
       </w:r>
       <w:r>
         <w:fldChar w:fldCharType="end"/>
@@ -1577,9 +1524,20 @@
           <w:p>
             <w:pPr>
               <w:pStyle w:val="31"/>
-            </w:pPr>
-            <w:r>
-              <w:t>Initial preliminary submission</w:t>
+              <w:rPr>
+                <w:rFonts w:hint="eastAsia" w:eastAsia="宋体"/>
+                <w:lang w:eastAsia="zh-CN"/>
+              </w:rPr>
+            </w:pPr>
+            <w:r>
+              <w:t xml:space="preserve">Initial preliminary </w:t>
+            </w:r>
+            <w:r>
+              <w:rPr>
+                <w:rFonts w:hint="eastAsia" w:eastAsia="宋体"/>
+                <w:lang w:val="en-US" w:eastAsia="zh-CN"/>
+              </w:rPr>
+              <w:t>plan</w:t>
             </w:r>
           </w:p>
         </w:tc>
@@ -1625,6 +1583,292 @@
             <w:pPr>
               <w:pStyle w:val="31"/>
             </w:pPr>
+            <w:r>
+              <w:rPr>
+                <w:rFonts w:hint="eastAsia" w:eastAsia="宋体"/>
+                <w:lang w:val="en-US" w:eastAsia="zh-CN"/>
+              </w:rPr>
+              <w:t>Zichuo Wang</w:t>
+            </w:r>
+          </w:p>
+        </w:tc>
+        <w:tc>
+          <w:tcPr>
+            <w:tcW w:w="1337" w:type="dxa"/>
+          </w:tcPr>
+          <w:p>
+            <w:pPr>
+              <w:pStyle w:val="31"/>
+              <w:rPr>
+                <w:rFonts w:hint="default" w:eastAsia="宋体"/>
+                <w:lang w:val="en-US" w:eastAsia="zh-CN"/>
+              </w:rPr>
+            </w:pPr>
+            <w:r>
+              <w:t>2026-09-</w:t>
+            </w:r>
+            <w:r>
+              <w:rPr>
+                <w:rFonts w:hint="eastAsia" w:eastAsia="宋体"/>
+                <w:lang w:val="en-US" w:eastAsia="zh-CN"/>
+              </w:rPr>
+              <w:t>20</w:t>
+            </w:r>
+          </w:p>
+        </w:tc>
+        <w:tc>
+          <w:tcPr>
+            <w:tcW w:w="4585" w:type="dxa"/>
+          </w:tcPr>
+          <w:p>
+            <w:pPr>
+              <w:pStyle w:val="31"/>
+            </w:pPr>
+            <w:r>
+              <w:rPr>
+                <w:rFonts w:hint="eastAsia" w:eastAsia="宋体"/>
+                <w:lang w:val="en-US" w:eastAsia="zh-CN"/>
+              </w:rPr>
+              <w:t>Week 4 schedule change</w:t>
+            </w:r>
+          </w:p>
+        </w:tc>
+        <w:tc>
+          <w:tcPr>
+            <w:tcW w:w="1719" w:type="dxa"/>
+          </w:tcPr>
+          <w:p>
+            <w:pPr>
+              <w:pStyle w:val="31"/>
+              <w:rPr>
+                <w:rFonts w:hint="eastAsia" w:eastAsia="宋体"/>
+                <w:lang w:val="en-US" w:eastAsia="zh-CN"/>
+              </w:rPr>
+            </w:pPr>
+            <w:r>
+              <w:t xml:space="preserve">1.0 draft </w:t>
+            </w:r>
+            <w:r>
+              <w:rPr>
+                <w:rFonts w:hint="eastAsia" w:eastAsia="宋体"/>
+                <w:lang w:val="en-US" w:eastAsia="zh-CN"/>
+              </w:rPr>
+              <w:t>2</w:t>
+            </w:r>
+          </w:p>
+        </w:tc>
+      </w:tr>
+      <w:tr>
+        <w:tblPrEx>
+          <w:tblBorders>
+            <w:top w:val="single" w:color="auto" w:sz="12" w:space="0"/>
+            <w:left w:val="single" w:color="auto" w:sz="12" w:space="0"/>
+            <w:bottom w:val="single" w:color="auto" w:sz="12" w:space="0"/>
+            <w:right w:val="single" w:color="auto" w:sz="12" w:space="0"/>
+            <w:insideH w:val="single" w:color="auto" w:sz="6" w:space="0"/>
+            <w:insideV w:val="single" w:color="auto" w:sz="6" w:space="0"/>
+          </w:tblBorders>
+          <w:tblCellMar>
+            <w:top w:w="0" w:type="dxa"/>
+            <w:left w:w="108" w:type="dxa"/>
+            <w:bottom w:w="0" w:type="dxa"/>
+            <w:right w:w="108" w:type="dxa"/>
+          </w:tblCellMar>
+        </w:tblPrEx>
+        <w:trPr>
+          <w:cantSplit/>
+        </w:trPr>
+        <w:tc>
+          <w:tcPr>
+            <w:tcW w:w="1719" w:type="dxa"/>
+          </w:tcPr>
+          <w:p>
+            <w:pPr>
+              <w:pStyle w:val="31"/>
+            </w:pPr>
+          </w:p>
+        </w:tc>
+        <w:tc>
+          <w:tcPr>
+            <w:tcW w:w="1337" w:type="dxa"/>
+          </w:tcPr>
+          <w:p>
+            <w:pPr>
+              <w:pStyle w:val="31"/>
+            </w:pPr>
+          </w:p>
+        </w:tc>
+        <w:tc>
+          <w:tcPr>
+            <w:tcW w:w="4585" w:type="dxa"/>
+          </w:tcPr>
+          <w:p>
+            <w:pPr>
+              <w:pStyle w:val="31"/>
+            </w:pPr>
+          </w:p>
+        </w:tc>
+        <w:tc>
+          <w:tcPr>
+            <w:tcW w:w="1719" w:type="dxa"/>
+          </w:tcPr>
+          <w:p>
+            <w:pPr>
+              <w:pStyle w:val="31"/>
+            </w:pPr>
+          </w:p>
+        </w:tc>
+      </w:tr>
+      <w:tr>
+        <w:tblPrEx>
+          <w:tblBorders>
+            <w:top w:val="single" w:color="auto" w:sz="12" w:space="0"/>
+            <w:left w:val="single" w:color="auto" w:sz="12" w:space="0"/>
+            <w:bottom w:val="single" w:color="auto" w:sz="12" w:space="0"/>
+            <w:right w:val="single" w:color="auto" w:sz="12" w:space="0"/>
+            <w:insideH w:val="single" w:color="auto" w:sz="6" w:space="0"/>
+            <w:insideV w:val="single" w:color="auto" w:sz="6" w:space="0"/>
+          </w:tblBorders>
+          <w:tblCellMar>
+            <w:top w:w="0" w:type="dxa"/>
+            <w:left w:w="108" w:type="dxa"/>
+            <w:bottom w:w="0" w:type="dxa"/>
+            <w:right w:w="108" w:type="dxa"/>
+          </w:tblCellMar>
+        </w:tblPrEx>
+        <w:trPr>
+          <w:cantSplit/>
+        </w:trPr>
+        <w:tc>
+          <w:tcPr>
+            <w:tcW w:w="1719" w:type="dxa"/>
+          </w:tcPr>
+          <w:p>
+            <w:pPr>
+              <w:pStyle w:val="31"/>
+            </w:pPr>
+          </w:p>
+        </w:tc>
+        <w:tc>
+          <w:tcPr>
+            <w:tcW w:w="1337" w:type="dxa"/>
+          </w:tcPr>
+          <w:p>
+            <w:pPr>
+              <w:pStyle w:val="31"/>
+            </w:pPr>
+          </w:p>
+        </w:tc>
+        <w:tc>
+          <w:tcPr>
+            <w:tcW w:w="4585" w:type="dxa"/>
+          </w:tcPr>
+          <w:p>
+            <w:pPr>
+              <w:pStyle w:val="31"/>
+            </w:pPr>
+          </w:p>
+        </w:tc>
+        <w:tc>
+          <w:tcPr>
+            <w:tcW w:w="1719" w:type="dxa"/>
+          </w:tcPr>
+          <w:p>
+            <w:pPr>
+              <w:pStyle w:val="31"/>
+            </w:pPr>
+          </w:p>
+        </w:tc>
+      </w:tr>
+      <w:tr>
+        <w:tblPrEx>
+          <w:tblBorders>
+            <w:top w:val="single" w:color="auto" w:sz="12" w:space="0"/>
+            <w:left w:val="single" w:color="auto" w:sz="12" w:space="0"/>
+            <w:bottom w:val="single" w:color="auto" w:sz="12" w:space="0"/>
+            <w:right w:val="single" w:color="auto" w:sz="12" w:space="0"/>
+            <w:insideH w:val="single" w:color="auto" w:sz="6" w:space="0"/>
+            <w:insideV w:val="single" w:color="auto" w:sz="6" w:space="0"/>
+          </w:tblBorders>
+          <w:tblCellMar>
+            <w:top w:w="0" w:type="dxa"/>
+            <w:left w:w="108" w:type="dxa"/>
+            <w:bottom w:w="0" w:type="dxa"/>
+            <w:right w:w="108" w:type="dxa"/>
+          </w:tblCellMar>
+        </w:tblPrEx>
+        <w:trPr>
+          <w:cantSplit/>
+        </w:trPr>
+        <w:tc>
+          <w:tcPr>
+            <w:tcW w:w="1719" w:type="dxa"/>
+          </w:tcPr>
+          <w:p>
+            <w:pPr>
+              <w:pStyle w:val="31"/>
+            </w:pPr>
+          </w:p>
+        </w:tc>
+        <w:tc>
+          <w:tcPr>
+            <w:tcW w:w="1337" w:type="dxa"/>
+          </w:tcPr>
+          <w:p>
+            <w:pPr>
+              <w:pStyle w:val="31"/>
+            </w:pPr>
+          </w:p>
+        </w:tc>
+        <w:tc>
+          <w:tcPr>
+            <w:tcW w:w="4585" w:type="dxa"/>
+          </w:tcPr>
+          <w:p>
+            <w:pPr>
+              <w:pStyle w:val="31"/>
+            </w:pPr>
+          </w:p>
+        </w:tc>
+        <w:tc>
+          <w:tcPr>
+            <w:tcW w:w="1719" w:type="dxa"/>
+          </w:tcPr>
+          <w:p>
+            <w:pPr>
+              <w:pStyle w:val="31"/>
+            </w:pPr>
+          </w:p>
+        </w:tc>
+      </w:tr>
+      <w:tr>
+        <w:tblPrEx>
+          <w:tblBorders>
+            <w:top w:val="single" w:color="auto" w:sz="12" w:space="0"/>
+            <w:left w:val="single" w:color="auto" w:sz="12" w:space="0"/>
+            <w:bottom w:val="single" w:color="auto" w:sz="12" w:space="0"/>
+            <w:right w:val="single" w:color="auto" w:sz="12" w:space="0"/>
+            <w:insideH w:val="single" w:color="auto" w:sz="6" w:space="0"/>
+            <w:insideV w:val="single" w:color="auto" w:sz="6" w:space="0"/>
+          </w:tblBorders>
+          <w:tblCellMar>
+            <w:top w:w="0" w:type="dxa"/>
+            <w:left w:w="108" w:type="dxa"/>
+            <w:bottom w:w="0" w:type="dxa"/>
+            <w:right w:w="108" w:type="dxa"/>
+          </w:tblCellMar>
+        </w:tblPrEx>
+        <w:trPr>
+          <w:cantSplit/>
+        </w:trPr>
+        <w:tc>
+          <w:tcPr>
+            <w:tcW w:w="1719" w:type="dxa"/>
+          </w:tcPr>
+          <w:p>
+            <w:pPr>
+              <w:pStyle w:val="31"/>
+            </w:pPr>
           </w:p>
         </w:tc>
         <w:tc>
@@ -1710,7 +1954,7 @@
         <w:rPr>
           <w:b/>
         </w:rPr>
-        <w:t>Phase I key dates (from the Course Schedule)</w:t>
+        <w:t>Phase I key dates</w:t>
       </w:r>
     </w:p>
     <w:tbl>
@@ -1830,7 +2074,7 @@
               <w:pStyle w:val="31"/>
             </w:pPr>
             <w:r>
-              <w:t>Preliminary Plan Submission (not graded — feedback only)</w:t>
+              <w:t>Preliminary Plan Submission</w:t>
             </w:r>
           </w:p>
         </w:tc>
@@ -2772,7 +3016,7 @@
               <w:pStyle w:val="31"/>
             </w:pPr>
             <w:r>
-              <w:t>Slides in repo; unlisted YouTube link on Canvas</w:t>
+              <w:t>Slides in repo; YouTube link on Canvas</w:t>
             </w:r>
           </w:p>
         </w:tc>
@@ -3841,14 +4085,6 @@
       </w:tr>
       <w:tr>
         <w:tblPrEx>
-          <w:tblBorders>
-            <w:top w:val="single" w:color="auto" w:sz="12" w:space="0"/>
-            <w:left w:val="single" w:color="auto" w:sz="12" w:space="0"/>
-            <w:bottom w:val="single" w:color="auto" w:sz="12" w:space="0"/>
-            <w:right w:val="single" w:color="auto" w:sz="12" w:space="0"/>
-            <w:insideH w:val="single" w:color="auto" w:sz="6" w:space="0"/>
-            <w:insideV w:val="single" w:color="auto" w:sz="6" w:space="0"/>
-          </w:tblBorders>
           <w:tblCellMar>
             <w:top w:w="0" w:type="dxa"/>
             <w:left w:w="108" w:type="dxa"/>
@@ -6634,8 +6870,6 @@
         </w:rPr>
         <w:t>T</w:t>
       </w:r>
-      <w:bookmarkStart w:id="18" w:name="_GoBack"/>
-      <w:bookmarkEnd w:id="18"/>
       <w:r>
         <w:rPr>
           <w:b w:val="0"/>
@@ -7693,12 +7927,6 @@
             <w:insideH w:val="single" w:color="auto" w:sz="6" w:space="0"/>
             <w:insideV w:val="single" w:color="auto" w:sz="6" w:space="0"/>
           </w:tblBorders>
-          <w:tblCellMar>
-            <w:top w:w="0" w:type="dxa"/>
-            <w:left w:w="108" w:type="dxa"/>
-            <w:bottom w:w="0" w:type="dxa"/>
-            <w:right w:w="108" w:type="dxa"/>
-          </w:tblCellMar>
         </w:tblPrEx>
         <w:trPr>
           <w:cantSplit/>
@@ -7775,7 +8003,7 @@
               <w:pStyle w:val="31"/>
             </w:pPr>
             <w:r>
-              <w:t>Weekly checkpoint in Discord; every work product carries a named secondary who can pick it up. If an owner misses two consecutive checkpoints, the secondary takes over and the Liaison notifies the instructor — early in the phase, not at the end.</w:t>
+              <w:t>Weekly checkpoint in Discord; every work product carries a named secondary who can pick it up. If an owner misses two consecutive checkpoints, the secondary takes over.</w:t>
             </w:r>
           </w:p>
         </w:tc>
@@ -8047,7 +8275,7 @@
               <w:t>05-ai-usage-teamwork/</w:t>
             </w:r>
             <w:r>
-              <w:t xml:space="preserve"> continuously; the Liaison confirms at each weekly checkpoint that each member has logged something.</w:t>
+              <w:t xml:space="preserve"> continuously.</w:t>
             </w:r>
           </w:p>
         </w:tc>
@@ -9265,6 +9493,13 @@
             <w:r>
               <w:t>Oct 5 – Oct 11</w:t>
             </w:r>
+            <w:r>
+              <w:rPr>
+                <w:rFonts w:hint="default"/>
+                <w:lang w:val="en-US"/>
+              </w:rPr>
+              <w:t xml:space="preserve"> (midterm week)</w:t>
+            </w:r>
           </w:p>
         </w:tc>
         <w:tc>
@@ -9276,7 +9511,23 @@
               <w:pStyle w:val="31"/>
             </w:pPr>
             <w:r>
-              <w:t>WRS §3 completed: improved understanding (3.1.3), functional and non-functional requirement specifications (3.2.1, 3.2.2), and traceability tables in the WRS-Sample format. Slides finished; question-based analysis of the Top Priority scenario; Function Point and creeping rate estimated; comparison with existing aids (guide dog, cane). User manual drafted against the TO-BE scenarios. Internal review against the Requirements Review Checklist runs Oct 9–11</w:t>
+              <w:t>WRS §3 completed: improved understanding (3.1.3), functional and non-functional requirement specifications (3.2.1, 3.2.2), and traceability tables in the WRS-Sample format. Slides finished; question-based analysis of the Top Priority scenario; Function Point and creeping rate estimated; comparison with existing aids (guide dog, cane). User manual drafted against the TO-BE scenarios. Internal review against the Requirements Review Checklist runs Oct 9–11.</w:t>
+            </w:r>
+            <w:r>
+              <w:rPr>
+                <w:rFonts w:hint="default"/>
+                <w:b/>
+                <w:bCs/>
+                <w:lang w:val="en-US"/>
+              </w:rPr>
+              <w:t xml:space="preserve"> Note — midterm week: </w:t>
+            </w:r>
+            <w:r>
+              <w:rPr>
+                <w:rFonts w:hint="default"/>
+                <w:lang w:val="en-US"/>
+              </w:rPr>
+              <w:t>if exam schedules collide, this week’s work may be postponed where necessary. Any item that slips moves into W5, the change is agreed at the Oct 5 checkpoint and posted in Discord</w:t>
             </w:r>
           </w:p>
         </w:tc>
@@ -9401,7 +9652,7 @@
               <w:t>Peer Review form submitted</w:t>
             </w:r>
             <w:r>
-              <w:t xml:space="preserve"> — each member completes one form per team member including themselves, allocates contribution percentages summing to 100%, and uploads a single file named with their own name. Mandatory: a grade is held "incomplete" until this is submitted</w:t>
+              <w:t xml:space="preserve"> — each member completes one form per team member including themselves, allocates contribution percentages summing to 100%, and uploads a single file named with their own name</w:t>
             </w:r>
           </w:p>
         </w:tc>
@@ -9414,7 +9665,12 @@
               <w:pStyle w:val="31"/>
             </w:pPr>
             <w:r>
-              <w:t>All, individually</w:t>
+              <w:t>All, individu</w:t>
+            </w:r>
+            <w:bookmarkStart w:id="18" w:name="_GoBack"/>
+            <w:bookmarkEnd w:id="18"/>
+            <w:r>
+              <w:t>ally</w:t>
             </w:r>
           </w:p>
         </w:tc>
@@ -10059,9 +10315,9 @@
     <w:lsdException w:uiPriority="99" w:name="index 9"/>
     <w:lsdException w:qFormat="1" w:unhideWhenUsed="0" w:uiPriority="39" w:semiHidden="0" w:name="toc 1"/>
     <w:lsdException w:qFormat="1" w:unhideWhenUsed="0" w:uiPriority="39" w:semiHidden="0" w:name="toc 2"/>
-    <w:lsdException w:unhideWhenUsed="0" w:uiPriority="0" w:name="toc 3"/>
+    <w:lsdException w:qFormat="1" w:unhideWhenUsed="0" w:uiPriority="0" w:name="toc 3"/>
     <w:lsdException w:qFormat="1" w:unhideWhenUsed="0" w:uiPriority="0" w:name="toc 4"/>
-    <w:lsdException w:unhideWhenUsed="0" w:uiPriority="0" w:name="toc 5"/>
+    <w:lsdException w:qFormat="1" w:unhideWhenUsed="0" w:uiPriority="0" w:name="toc 5"/>
     <w:lsdException w:qFormat="1" w:unhideWhenUsed="0" w:uiPriority="0" w:name="toc 6"/>
     <w:lsdException w:qFormat="1" w:unhideWhenUsed="0" w:uiPriority="0" w:name="toc 7"/>
     <w:lsdException w:qFormat="1" w:unhideWhenUsed="0" w:uiPriority="0" w:name="toc 8"/>
@@ -10437,6 +10693,7 @@
     <w:next w:val="1"/>
     <w:autoRedefine/>
     <w:semiHidden/>
+    <w:qFormat/>
     <w:uiPriority w:val="0"/>
     <w:pPr>
       <w:ind w:left="960"/>
@@ -10448,6 +10705,7 @@
     <w:next w:val="1"/>
     <w:autoRedefine/>
     <w:semiHidden/>
+    <w:qFormat/>
     <w:uiPriority w:val="0"/>
     <w:pPr>
       <w:tabs>

--- a/docs/phase1/01-project-plan/Team_EV_Preliminary_Project_Plan.docx
+++ b/docs/phase1/01-project-plan/Team_EV_Preliminary_Project_Plan.docx
@@ -3588,12 +3588,6 @@
             <w:insideH w:val="single" w:color="auto" w:sz="6" w:space="0"/>
             <w:insideV w:val="single" w:color="auto" w:sz="6" w:space="0"/>
           </w:tblBorders>
-          <w:tblCellMar>
-            <w:top w:w="0" w:type="dxa"/>
-            <w:left w:w="108" w:type="dxa"/>
-            <w:bottom w:w="0" w:type="dxa"/>
-            <w:right w:w="108" w:type="dxa"/>
-          </w:tblCellMar>
         </w:tblPrEx>
         <w:trPr>
           <w:cantSplit/>
@@ -4085,6 +4079,14 @@
       </w:tr>
       <w:tr>
         <w:tblPrEx>
+          <w:tblBorders>
+            <w:top w:val="single" w:color="auto" w:sz="12" w:space="0"/>
+            <w:left w:val="single" w:color="auto" w:sz="12" w:space="0"/>
+            <w:bottom w:val="single" w:color="auto" w:sz="12" w:space="0"/>
+            <w:right w:val="single" w:color="auto" w:sz="12" w:space="0"/>
+            <w:insideH w:val="single" w:color="auto" w:sz="6" w:space="0"/>
+            <w:insideV w:val="single" w:color="auto" w:sz="6" w:space="0"/>
+          </w:tblBorders>
           <w:tblCellMar>
             <w:top w:w="0" w:type="dxa"/>
             <w:left w:w="108" w:type="dxa"/>
@@ -4459,12 +4461,6 @@
             <w:insideH w:val="single" w:color="auto" w:sz="6" w:space="0"/>
             <w:insideV w:val="single" w:color="auto" w:sz="6" w:space="0"/>
           </w:tblBorders>
-          <w:tblCellMar>
-            <w:top w:w="0" w:type="dxa"/>
-            <w:left w:w="108" w:type="dxa"/>
-            <w:bottom w:w="0" w:type="dxa"/>
-            <w:right w:w="108" w:type="dxa"/>
-          </w:tblCellMar>
         </w:tblPrEx>
         <w:trPr>
           <w:cantSplit/>
@@ -6645,7 +6641,7 @@
               <w:rPr>
                 <w:rFonts w:hint="eastAsia"/>
               </w:rPr>
-              <w:t>James Zuniga</w:t>
+              <w:t>Young Kim</w:t>
             </w:r>
           </w:p>
         </w:tc>
@@ -6716,6 +6712,8 @@
       <w:r>
         <w:t xml:space="preserve"> and leave comments in the repository or the relevant Discord channel. Reviewing is scheduled work, not goodwill — it is why that window appears in Section 5 with its own dates, and it is the only review the documents get before submission.</w:t>
       </w:r>
+      <w:bookmarkStart w:id="18" w:name="_GoBack"/>
+      <w:bookmarkEnd w:id="18"/>
     </w:p>
     <w:p>
       <w:pPr>
@@ -7927,6 +7925,12 @@
             <w:insideH w:val="single" w:color="auto" w:sz="6" w:space="0"/>
             <w:insideV w:val="single" w:color="auto" w:sz="6" w:space="0"/>
           </w:tblBorders>
+          <w:tblCellMar>
+            <w:top w:w="0" w:type="dxa"/>
+            <w:left w:w="108" w:type="dxa"/>
+            <w:bottom w:w="0" w:type="dxa"/>
+            <w:right w:w="108" w:type="dxa"/>
+          </w:tblCellMar>
         </w:tblPrEx>
         <w:trPr>
           <w:cantSplit/>
@@ -9665,12 +9669,7 @@
               <w:pStyle w:val="31"/>
             </w:pPr>
             <w:r>
-              <w:t>All, individu</w:t>
-            </w:r>
-            <w:bookmarkStart w:id="18" w:name="_GoBack"/>
-            <w:bookmarkEnd w:id="18"/>
-            <w:r>
-              <w:t>ally</w:t>
+              <w:t>All, individually</w:t>
             </w:r>
           </w:p>
         </w:tc>
@@ -10968,6 +10967,7 @@
     <w:name w:val="Level 3"/>
     <w:basedOn w:val="1"/>
     <w:link w:val="34"/>
+    <w:qFormat/>
     <w:uiPriority w:val="0"/>
     <w:pPr>
       <w:ind w:left="630"/>
@@ -11021,6 +11021,7 @@
     <w:name w:val="Style Level 3 + Italic Char"/>
     <w:basedOn w:val="29"/>
     <w:link w:val="35"/>
+    <w:qFormat/>
     <w:uiPriority w:val="0"/>
     <w:pPr>
       <w:ind w:left="540"/>
@@ -11034,6 +11035,7 @@
     <w:name w:val="Level 3 Char"/>
     <w:basedOn w:val="21"/>
     <w:link w:val="29"/>
+    <w:qFormat/>
     <w:uiPriority w:val="0"/>
     <w:rPr>
       <w:sz w:val="24"/>
@@ -11056,6 +11058,7 @@
   <w:style w:type="paragraph" w:customStyle="1" w:styleId="36">
     <w:name w:val="Italic bullet"/>
     <w:basedOn w:val="24"/>
+    <w:qFormat/>
     <w:uiPriority w:val="0"/>
     <w:rPr>
       <w:i/>
@@ -11082,6 +11085,7 @@
     <w:name w:val="Footer Char"/>
     <w:basedOn w:val="21"/>
     <w:link w:val="12"/>
+    <w:qFormat/>
     <w:uiPriority w:val="0"/>
     <w:rPr>
       <w:b/>

--- a/docs/phase1/01-project-plan/Team_EV_Preliminary_Project_Plan.docx
+++ b/docs/phase1/01-project-plan/Team_EV_Preliminary_Project_Plan.docx
@@ -77,7 +77,7 @@
           <w:rFonts w:hint="eastAsia" w:eastAsia="宋体"/>
           <w:lang w:val="en-US" w:eastAsia="zh-CN"/>
         </w:rPr>
-        <w:t>2</w:t>
+        <w:t>3</w:t>
       </w:r>
     </w:p>
     <w:p>
@@ -120,7 +120,7 @@
           <w:rFonts w:hint="eastAsia" w:eastAsia="宋体"/>
           <w:lang w:val="en-US" w:eastAsia="zh-CN"/>
         </w:rPr>
-        <w:t>20</w:t>
+        <w:t>21</w:t>
       </w:r>
       <w:r>
         <w:t>, 2026</w:t>
@@ -1686,6 +1686,109 @@
             <w:pPr>
               <w:pStyle w:val="31"/>
             </w:pPr>
+            <w:r>
+              <w:rPr>
+                <w:rFonts w:hint="eastAsia" w:eastAsia="宋体"/>
+                <w:lang w:val="en-US" w:eastAsia="zh-CN"/>
+              </w:rPr>
+              <w:t>Zichuo Wang</w:t>
+            </w:r>
+          </w:p>
+        </w:tc>
+        <w:tc>
+          <w:tcPr>
+            <w:tcW w:w="1337" w:type="dxa"/>
+          </w:tcPr>
+          <w:p>
+            <w:pPr>
+              <w:pStyle w:val="31"/>
+              <w:rPr>
+                <w:rFonts w:hint="default" w:eastAsia="宋体"/>
+                <w:lang w:val="en-US" w:eastAsia="zh-CN"/>
+              </w:rPr>
+            </w:pPr>
+            <w:r>
+              <w:t>2026-09-</w:t>
+            </w:r>
+            <w:r>
+              <w:rPr>
+                <w:rFonts w:hint="eastAsia" w:eastAsia="宋体"/>
+                <w:lang w:val="en-US" w:eastAsia="zh-CN"/>
+              </w:rPr>
+              <w:t>21</w:t>
+            </w:r>
+          </w:p>
+        </w:tc>
+        <w:tc>
+          <w:tcPr>
+            <w:tcW w:w="4585" w:type="dxa"/>
+          </w:tcPr>
+          <w:p>
+            <w:pPr>
+              <w:pStyle w:val="31"/>
+            </w:pPr>
+            <w:r>
+              <w:rPr>
+                <w:rFonts w:hint="eastAsia" w:eastAsia="宋体"/>
+                <w:lang w:val="en-US" w:eastAsia="zh-CN"/>
+              </w:rPr>
+              <w:t>Coordination update: co-authors, weekly reviews, W4 extended, no internal freeze</w:t>
+            </w:r>
+          </w:p>
+        </w:tc>
+        <w:tc>
+          <w:tcPr>
+            <w:tcW w:w="1719" w:type="dxa"/>
+          </w:tcPr>
+          <w:p>
+            <w:pPr>
+              <w:pStyle w:val="31"/>
+              <w:rPr>
+                <w:rFonts w:hint="eastAsia" w:eastAsia="宋体"/>
+                <w:lang w:val="en-US" w:eastAsia="zh-CN"/>
+              </w:rPr>
+            </w:pPr>
+            <w:r>
+              <w:t xml:space="preserve">1.0 draft </w:t>
+            </w:r>
+            <w:r>
+              <w:rPr>
+                <w:rFonts w:hint="eastAsia" w:eastAsia="宋体"/>
+                <w:lang w:val="en-US" w:eastAsia="zh-CN"/>
+              </w:rPr>
+              <w:t>3</w:t>
+            </w:r>
+          </w:p>
+        </w:tc>
+      </w:tr>
+      <w:tr>
+        <w:tblPrEx>
+          <w:tblBorders>
+            <w:top w:val="single" w:color="auto" w:sz="12" w:space="0"/>
+            <w:left w:val="single" w:color="auto" w:sz="12" w:space="0"/>
+            <w:bottom w:val="single" w:color="auto" w:sz="12" w:space="0"/>
+            <w:right w:val="single" w:color="auto" w:sz="12" w:space="0"/>
+            <w:insideH w:val="single" w:color="auto" w:sz="6" w:space="0"/>
+            <w:insideV w:val="single" w:color="auto" w:sz="6" w:space="0"/>
+          </w:tblBorders>
+          <w:tblCellMar>
+            <w:top w:w="0" w:type="dxa"/>
+            <w:left w:w="108" w:type="dxa"/>
+            <w:bottom w:w="0" w:type="dxa"/>
+            <w:right w:w="108" w:type="dxa"/>
+          </w:tblCellMar>
+        </w:tblPrEx>
+        <w:trPr>
+          <w:cantSplit/>
+        </w:trPr>
+        <w:tc>
+          <w:tcPr>
+            <w:tcW w:w="1719" w:type="dxa"/>
+          </w:tcPr>
+          <w:p>
+            <w:pPr>
+              <w:pStyle w:val="31"/>
+            </w:pPr>
           </w:p>
         </w:tc>
         <w:tc>
@@ -2640,7 +2743,7 @@
               <w:pStyle w:val="31"/>
             </w:pPr>
             <w:r>
-              <w:t>The whole team reviews each work product before submission; no section reads as an isolated hand-off</w:t>
+              <w:t>Every member contributes to and reviews each work product at every stage; no section reads as an isolated hand-off</w:t>
             </w:r>
           </w:p>
         </w:tc>
@@ -3815,7 +3918,7 @@
               <w:pStyle w:val="31"/>
             </w:pPr>
             <w:r>
-              <w:t>All five members carry one primary work product and review the others.</w:t>
+              <w:t>Every member owns or co-authors work products and reviews the others at every stage.</w:t>
             </w:r>
           </w:p>
         </w:tc>
@@ -4461,6 +4564,12 @@
             <w:insideH w:val="single" w:color="auto" w:sz="6" w:space="0"/>
             <w:insideV w:val="single" w:color="auto" w:sz="6" w:space="0"/>
           </w:tblBorders>
+          <w:tblCellMar>
+            <w:top w:w="0" w:type="dxa"/>
+            <w:left w:w="108" w:type="dxa"/>
+            <w:bottom w:w="0" w:type="dxa"/>
+            <w:right w:w="108" w:type="dxa"/>
+          </w:tblCellMar>
         </w:tblPrEx>
         <w:trPr>
           <w:cantSplit/>
@@ -4647,14 +4756,6 @@
       </w:tr>
       <w:tr>
         <w:tblPrEx>
-          <w:tblBorders>
-            <w:top w:val="single" w:color="auto" w:sz="12" w:space="0"/>
-            <w:left w:val="single" w:color="auto" w:sz="12" w:space="0"/>
-            <w:bottom w:val="single" w:color="auto" w:sz="12" w:space="0"/>
-            <w:right w:val="single" w:color="auto" w:sz="12" w:space="0"/>
-            <w:insideH w:val="single" w:color="auto" w:sz="6" w:space="0"/>
-            <w:insideV w:val="single" w:color="auto" w:sz="6" w:space="0"/>
-          </w:tblBorders>
           <w:tblCellMar>
             <w:top w:w="0" w:type="dxa"/>
             <w:left w:w="108" w:type="dxa"/>
@@ -4691,6 +4792,132 @@
             </w:pPr>
             <w:r>
               <w:t>A description of how the same task is accomplished with the proposed system.</w:t>
+            </w:r>
+          </w:p>
+        </w:tc>
+      </w:tr>
+      <w:tr>
+        <w:tblPrEx>
+          <w:tblCellMar>
+            <w:top w:w="0" w:type="dxa"/>
+            <w:left w:w="108" w:type="dxa"/>
+            <w:bottom w:w="0" w:type="dxa"/>
+            <w:right w:w="108" w:type="dxa"/>
+          </w:tblCellMar>
+        </w:tblPrEx>
+        <w:trPr>
+          <w:cantSplit/>
+        </w:trPr>
+        <w:tc>
+          <w:tcPr>
+            <w:tcW w:w="1860" w:type="dxa"/>
+          </w:tcPr>
+          <w:p>
+            <w:pPr>
+              <w:pStyle w:val="31"/>
+            </w:pPr>
+            <w:r>
+              <w:rPr>
+                <w:b/>
+              </w:rPr>
+              <w:t>Problem</w:t>
+            </w:r>
+          </w:p>
+        </w:tc>
+        <w:tc>
+          <w:tcPr>
+            <w:tcW w:w="7500" w:type="dxa"/>
+          </w:tcPr>
+          <w:p>
+            <w:pPr>
+              <w:pStyle w:val="31"/>
+            </w:pPr>
+            <w:r>
+              <w:t>A condition in the world today that the project intends to remove or reduce.</w:t>
+            </w:r>
+          </w:p>
+        </w:tc>
+      </w:tr>
+      <w:tr>
+        <w:tblPrEx>
+          <w:tblCellMar>
+            <w:top w:w="0" w:type="dxa"/>
+            <w:left w:w="108" w:type="dxa"/>
+            <w:bottom w:w="0" w:type="dxa"/>
+            <w:right w:w="108" w:type="dxa"/>
+          </w:tblCellMar>
+        </w:tblPrEx>
+        <w:trPr>
+          <w:cantSplit/>
+        </w:trPr>
+        <w:tc>
+          <w:tcPr>
+            <w:tcW w:w="1860" w:type="dxa"/>
+          </w:tcPr>
+          <w:p>
+            <w:pPr>
+              <w:pStyle w:val="31"/>
+            </w:pPr>
+            <w:r>
+              <w:rPr>
+                <w:b/>
+              </w:rPr>
+              <w:t>Goal</w:t>
+            </w:r>
+          </w:p>
+        </w:tc>
+        <w:tc>
+          <w:tcPr>
+            <w:tcW w:w="7500" w:type="dxa"/>
+          </w:tcPr>
+          <w:p>
+            <w:pPr>
+              <w:pStyle w:val="31"/>
+            </w:pPr>
+            <w:r>
+              <w:t>The state to be reached once a Problem is reasonably solved.</w:t>
+            </w:r>
+          </w:p>
+        </w:tc>
+      </w:tr>
+      <w:tr>
+        <w:tblPrEx>
+          <w:tblCellMar>
+            <w:top w:w="0" w:type="dxa"/>
+            <w:left w:w="108" w:type="dxa"/>
+            <w:bottom w:w="0" w:type="dxa"/>
+            <w:right w:w="108" w:type="dxa"/>
+          </w:tblCellMar>
+        </w:tblPrEx>
+        <w:trPr>
+          <w:cantSplit/>
+        </w:trPr>
+        <w:tc>
+          <w:tcPr>
+            <w:tcW w:w="1860" w:type="dxa"/>
+          </w:tcPr>
+          <w:p>
+            <w:pPr>
+              <w:pStyle w:val="31"/>
+            </w:pPr>
+            <w:r>
+              <w:rPr>
+                <w:b/>
+              </w:rPr>
+              <w:t>Objective</w:t>
+            </w:r>
+          </w:p>
+        </w:tc>
+        <w:tc>
+          <w:tcPr>
+            <w:tcW w:w="7500" w:type="dxa"/>
+          </w:tcPr>
+          <w:p>
+            <w:pPr>
+              <w:pStyle w:val="31"/>
+            </w:pPr>
+            <w:r>
+              <w:t>A functional or non-functional aim, derived from a Goal, that the app itself can address.</w:t>
             </w:r>
           </w:p>
         </w:tc>
@@ -4705,162 +4932,6 @@
             <w:insideH w:val="single" w:color="auto" w:sz="6" w:space="0"/>
             <w:insideV w:val="single" w:color="auto" w:sz="6" w:space="0"/>
           </w:tblBorders>
-          <w:tblCellMar>
-            <w:top w:w="0" w:type="dxa"/>
-            <w:left w:w="108" w:type="dxa"/>
-            <w:bottom w:w="0" w:type="dxa"/>
-            <w:right w:w="108" w:type="dxa"/>
-          </w:tblCellMar>
-        </w:tblPrEx>
-        <w:trPr>
-          <w:cantSplit/>
-        </w:trPr>
-        <w:tc>
-          <w:tcPr>
-            <w:tcW w:w="1860" w:type="dxa"/>
-          </w:tcPr>
-          <w:p>
-            <w:pPr>
-              <w:pStyle w:val="31"/>
-            </w:pPr>
-            <w:r>
-              <w:rPr>
-                <w:b/>
-              </w:rPr>
-              <w:t>Problem</w:t>
-            </w:r>
-          </w:p>
-        </w:tc>
-        <w:tc>
-          <w:tcPr>
-            <w:tcW w:w="7500" w:type="dxa"/>
-          </w:tcPr>
-          <w:p>
-            <w:pPr>
-              <w:pStyle w:val="31"/>
-            </w:pPr>
-            <w:r>
-              <w:t>A condition in the world today that the project intends to remove or reduce.</w:t>
-            </w:r>
-          </w:p>
-        </w:tc>
-      </w:tr>
-      <w:tr>
-        <w:tblPrEx>
-          <w:tblBorders>
-            <w:top w:val="single" w:color="auto" w:sz="12" w:space="0"/>
-            <w:left w:val="single" w:color="auto" w:sz="12" w:space="0"/>
-            <w:bottom w:val="single" w:color="auto" w:sz="12" w:space="0"/>
-            <w:right w:val="single" w:color="auto" w:sz="12" w:space="0"/>
-            <w:insideH w:val="single" w:color="auto" w:sz="6" w:space="0"/>
-            <w:insideV w:val="single" w:color="auto" w:sz="6" w:space="0"/>
-          </w:tblBorders>
-          <w:tblCellMar>
-            <w:top w:w="0" w:type="dxa"/>
-            <w:left w:w="108" w:type="dxa"/>
-            <w:bottom w:w="0" w:type="dxa"/>
-            <w:right w:w="108" w:type="dxa"/>
-          </w:tblCellMar>
-        </w:tblPrEx>
-        <w:trPr>
-          <w:cantSplit/>
-        </w:trPr>
-        <w:tc>
-          <w:tcPr>
-            <w:tcW w:w="1860" w:type="dxa"/>
-          </w:tcPr>
-          <w:p>
-            <w:pPr>
-              <w:pStyle w:val="31"/>
-            </w:pPr>
-            <w:r>
-              <w:rPr>
-                <w:b/>
-              </w:rPr>
-              <w:t>Goal</w:t>
-            </w:r>
-          </w:p>
-        </w:tc>
-        <w:tc>
-          <w:tcPr>
-            <w:tcW w:w="7500" w:type="dxa"/>
-          </w:tcPr>
-          <w:p>
-            <w:pPr>
-              <w:pStyle w:val="31"/>
-            </w:pPr>
-            <w:r>
-              <w:t>The state to be reached once a Problem is reasonably solved.</w:t>
-            </w:r>
-          </w:p>
-        </w:tc>
-      </w:tr>
-      <w:tr>
-        <w:tblPrEx>
-          <w:tblBorders>
-            <w:top w:val="single" w:color="auto" w:sz="12" w:space="0"/>
-            <w:left w:val="single" w:color="auto" w:sz="12" w:space="0"/>
-            <w:bottom w:val="single" w:color="auto" w:sz="12" w:space="0"/>
-            <w:right w:val="single" w:color="auto" w:sz="12" w:space="0"/>
-            <w:insideH w:val="single" w:color="auto" w:sz="6" w:space="0"/>
-            <w:insideV w:val="single" w:color="auto" w:sz="6" w:space="0"/>
-          </w:tblBorders>
-          <w:tblCellMar>
-            <w:top w:w="0" w:type="dxa"/>
-            <w:left w:w="108" w:type="dxa"/>
-            <w:bottom w:w="0" w:type="dxa"/>
-            <w:right w:w="108" w:type="dxa"/>
-          </w:tblCellMar>
-        </w:tblPrEx>
-        <w:trPr>
-          <w:cantSplit/>
-        </w:trPr>
-        <w:tc>
-          <w:tcPr>
-            <w:tcW w:w="1860" w:type="dxa"/>
-          </w:tcPr>
-          <w:p>
-            <w:pPr>
-              <w:pStyle w:val="31"/>
-            </w:pPr>
-            <w:r>
-              <w:rPr>
-                <w:b/>
-              </w:rPr>
-              <w:t>Objective</w:t>
-            </w:r>
-          </w:p>
-        </w:tc>
-        <w:tc>
-          <w:tcPr>
-            <w:tcW w:w="7500" w:type="dxa"/>
-          </w:tcPr>
-          <w:p>
-            <w:pPr>
-              <w:pStyle w:val="31"/>
-            </w:pPr>
-            <w:r>
-              <w:t>A functional or non-functional aim, derived from a Goal, that the app itself can address.</w:t>
-            </w:r>
-          </w:p>
-        </w:tc>
-      </w:tr>
-      <w:tr>
-        <w:tblPrEx>
-          <w:tblBorders>
-            <w:top w:val="single" w:color="auto" w:sz="12" w:space="0"/>
-            <w:left w:val="single" w:color="auto" w:sz="12" w:space="0"/>
-            <w:bottom w:val="single" w:color="auto" w:sz="12" w:space="0"/>
-            <w:right w:val="single" w:color="auto" w:sz="12" w:space="0"/>
-            <w:insideH w:val="single" w:color="auto" w:sz="6" w:space="0"/>
-            <w:insideV w:val="single" w:color="auto" w:sz="6" w:space="0"/>
-          </w:tblBorders>
-          <w:tblCellMar>
-            <w:top w:w="0" w:type="dxa"/>
-            <w:left w:w="108" w:type="dxa"/>
-            <w:bottom w:w="0" w:type="dxa"/>
-            <w:right w:w="108" w:type="dxa"/>
-          </w:tblCellMar>
         </w:tblPrEx>
         <w:trPr>
           <w:cantSplit/>
@@ -5591,7 +5662,7 @@
               <w:t>Validation</w:t>
             </w:r>
             <w:r>
-              <w:t xml:space="preserve"> — the team reviews the assembled documents against the </w:t>
+              <w:t xml:space="preserve"> — at the end of every week, the team reviews that week's output against the </w:t>
             </w:r>
             <w:r>
               <w:rPr>
@@ -5600,7 +5671,7 @@
               <w:t>Requirements Review Checklist</w:t>
             </w:r>
             <w:r>
-              <w:t xml:space="preserve"> for consistency and completeness</w:t>
+              <w:t xml:space="preserve"> before the next cycle builds on it; the last pass checks the assembled documents for consistency across work products</w:t>
             </w:r>
           </w:p>
         </w:tc>
@@ -5705,17 +5776,17 @@
         <w:spacing w:after="120"/>
       </w:pPr>
       <w:r>
-        <w:t xml:space="preserve">The team is five members. Each member is the </w:t>
+        <w:t xml:space="preserve">The team is five members. Each work product has an </w:t>
       </w:r>
       <w:r>
         <w:rPr>
           <w:b w:val="0"/>
           <w:bCs/>
         </w:rPr>
-        <w:t>owner of one work product and a reviewer</w:t>
-      </w:r>
-      <w:r>
-        <w:t xml:space="preserve"> of the others.</w:t>
+        <w:t>owner and a co-author, and every member is a reviewer</w:t>
+      </w:r>
+      <w:r>
+        <w:t xml:space="preserve"> of every work product at each stage.</w:t>
       </w:r>
     </w:p>
     <w:p>
@@ -6067,10 +6138,10 @@
         <w:rPr>
           <w:b/>
         </w:rPr>
-        <w:t>one owner, four reviewers</w:t>
-      </w:r>
-      <w:r>
-        <w:t xml:space="preserve"> model: each work product has a single accountable point person, and the other four members review it before submission.</w:t>
+        <w:t>one owner, one co-author, four reviewers</w:t>
+      </w:r>
+      <w:r>
+        <w:t xml:space="preserve"> model: each work product has one accountable owner and a co-author who writes it with the owner, and the other four members (including the co-author) review it every week, not only before submission.</w:t>
       </w:r>
     </w:p>
     <w:tbl>
@@ -6159,7 +6230,7 @@
               <w:pStyle w:val="32"/>
             </w:pPr>
             <w:r>
-              <w:t>Secondary</w:t>
+              <w:t>Co-author</w:t>
             </w:r>
           </w:p>
         </w:tc>
@@ -6239,7 +6310,7 @@
               <w:rPr>
                 <w:rFonts w:hint="eastAsia"/>
               </w:rPr>
-              <w:t>Young Kim</w:t>
+              <w:t>Austin Aragon</w:t>
             </w:r>
           </w:p>
         </w:tc>
@@ -6320,10 +6391,9 @@
             </w:pPr>
             <w:r>
               <w:rPr>
-                <w:rFonts w:hint="default"/>
-                <w:lang w:val="en-US"/>
+                <w:rFonts w:hint="eastAsia"/>
               </w:rPr>
-              <w:t>Zichuo Wang</w:t>
+              <w:t>Justus Jones</w:t>
             </w:r>
           </w:p>
         </w:tc>
@@ -6402,7 +6472,7 @@
               <w:rPr>
                 <w:rFonts w:hint="eastAsia"/>
               </w:rPr>
-              <w:t>Austin Aragon</w:t>
+              <w:t>Young Kim</w:t>
             </w:r>
           </w:p>
         </w:tc>
@@ -6479,9 +6549,10 @@
             </w:pPr>
             <w:r>
               <w:rPr>
-                <w:rFonts w:hint="eastAsia"/>
+                <w:rFonts w:hint="default"/>
+                <w:lang w:val="en-US"/>
               </w:rPr>
-              <w:t>James Zuniga</w:t>
+              <w:t>Zichuo Wang</w:t>
             </w:r>
           </w:p>
         </w:tc>
@@ -6561,7 +6632,7 @@
               <w:rPr>
                 <w:rFonts w:hint="eastAsia"/>
               </w:rPr>
-              <w:t>Justus Jones</w:t>
+              <w:t>James Zuniga</w:t>
             </w:r>
           </w:p>
         </w:tc>
@@ -6676,7 +6747,7 @@
         <w:t>Owner responsibilities.</w:t>
       </w:r>
       <w:r>
-        <w:t xml:space="preserve"> Produce the draft, keep it in the repository, raise blockers in Discord early, incorporate review comments, and confirm the work product is ready by the freeze date.</w:t>
+        <w:t xml:space="preserve"> Lead the work product and pull the team's input into it, keep the draft in the repository, raise blockers in Discord early, incorporate review comments, and bring that week's progress to each weekly review.</w:t>
       </w:r>
     </w:p>
     <w:p>
@@ -6687,10 +6758,29 @@
         <w:rPr>
           <w:b/>
         </w:rPr>
+        <w:t>Co-author responsibilities.</w:t>
+      </w:r>
+      <w:r>
+        <w:t xml:space="preserve"> Write an agreed part of the work product with the owner</w:t>
+      </w:r>
+      <w:bookmarkStart w:id="18" w:name="_GoBack"/>
+      <w:bookmarkEnd w:id="18"/>
+      <w:r>
+        <w:t>. Because the co-author knows the work product from the inside, they can take it over if the owner falls behind.</w:t>
+      </w:r>
+    </w:p>
+    <w:p>
+      <w:pPr>
+        <w:spacing w:after="120"/>
+      </w:pPr>
+      <w:r>
+        <w:rPr>
+          <w:b/>
+        </w:rPr>
         <w:t>Reviewer responsibilities.</w:t>
       </w:r>
       <w:r>
-        <w:t xml:space="preserve"> Read every other work product at least once against the </w:t>
+        <w:t xml:space="preserve"> At the end of every week, review what each work product produced that week against the </w:t>
       </w:r>
       <w:r>
         <w:rPr>
@@ -6700,20 +6790,18 @@
         <w:t>Requirements Review Checklist</w:t>
       </w:r>
       <w:r>
-        <w:t xml:space="preserve"> during the internal review window of </w:t>
+        <w:t xml:space="preserve"> and leave comments in the repository or the relevant Discord channel. </w:t>
       </w:r>
       <w:r>
         <w:rPr>
           <w:b w:val="0"/>
           <w:bCs/>
         </w:rPr>
-        <w:t>Oct 9–11</w:t>
-      </w:r>
-      <w:r>
-        <w:t xml:space="preserve"> and leave comments in the repository or the relevant Discord channel. Reviewing is scheduled work, not goodwill — it is why that window appears in Section 5 with its own dates, and it is the only review the documents get before submission.</w:t>
-      </w:r>
-      <w:bookmarkStart w:id="18" w:name="_GoBack"/>
-      <w:bookmarkEnd w:id="18"/>
+        <w:t>Comments are resolved</w:t>
+      </w:r>
+      <w:r>
+        <w:t xml:space="preserve"> before the next week's work builds on them. Reviewing is scheduled work, not goodwill — it appears in every week of Section 5, so no work product is reviewed only once at the end.</w:t>
+      </w:r>
     </w:p>
     <w:p>
       <w:pPr>
@@ -6790,7 +6878,7 @@
         <w:t>Owner accountability.</w:t>
       </w:r>
       <w:r>
-        <w:t xml:space="preserve"> Every work product has exactly one name attached. "The team" is never the owner of anything.</w:t>
+        <w:t xml:space="preserve"> Every work product has one owner and one co-author, and the whole team reviews it. "The team" is never the owner of anything, but the whole team is involved in everything.</w:t>
       </w:r>
     </w:p>
     <w:p>
@@ -6823,10 +6911,10 @@
         <w:rPr>
           <w:b/>
         </w:rPr>
-        <w:t>Internal freeze date.</w:t>
-      </w:r>
-      <w:r>
-        <w:t xml:space="preserve"> All work products are in complete draft by Oct 11 — a week before the deadline — and frozen on Oct 16. The last stretch is for assembly, consistency, and submission. </w:t>
+        <w:t>Review at every stage.</w:t>
+      </w:r>
+      <w:r>
+        <w:t xml:space="preserve"> Each week ends with a team review of that week's output at the Sunday checkpoint. Problems are caught while the work is in progress, not in a final review window. </w:t>
       </w:r>
     </w:p>
     <w:p>
@@ -6873,7 +6961,7 @@
           <w:b w:val="0"/>
           <w:bCs w:val="0"/>
         </w:rPr>
-        <w:t>his is managed by fixing an internal deadline for D-2 of Sun, Oct 4 — two weeks ahead of the final submission — and by having the D-3 owner start on Problems and Goals in that same week, working from the draft issues list rather than waiting for D-2 to be final.</w:t>
+        <w:t>his is managed by fixing an internal deadline for D-2 of Sun, Oct 4 — two weeks ahead of the final submission — and by having the D-3 owner and co-author start on Problems and Goals in that same week, working from the draft issues list rather than waiting for D-2 to be final.</w:t>
       </w:r>
     </w:p>
     <w:p>
@@ -8007,7 +8095,7 @@
               <w:pStyle w:val="31"/>
             </w:pPr>
             <w:r>
-              <w:t>Weekly checkpoint in Discord; every work product carries a named secondary who can pick it up. If an owner misses two consecutive checkpoints, the secondary takes over.</w:t>
+              <w:t>Weekly checkpoint in Discord; every work product has a co-author who already works on it and can take it over. If an owner misses two consecutive checkpoints, the co-author takes over.</w:t>
             </w:r>
           </w:p>
         </w:tc>
@@ -8054,7 +8142,7 @@
               <w:pStyle w:val="31"/>
             </w:pPr>
             <w:r>
-              <w:t xml:space="preserve">Internal deadline for D-2 set two weeks before the phase deadline; D-3 starts from the draft issues list. Both owners share the </w:t>
+              <w:t xml:space="preserve">Internal deadline for D-2 set two weeks before the phase deadline; D-3 starts from the draft issues list. The D-2 and D-3 owners and co-authors share the </w:t>
             </w:r>
             <w:r>
               <w:rPr>
@@ -8167,7 +8255,7 @@
               <w:pStyle w:val="31"/>
             </w:pPr>
             <w:r>
-              <w:t xml:space="preserve">Mandatory internal review (§5, W4: Oct 9–11) using the </w:t>
+              <w:t xml:space="preserve">Weekly team review of every work product (§5) using the </w:t>
             </w:r>
             <w:r>
               <w:rPr>
@@ -8176,7 +8264,7 @@
               <w:t>Requirements Review Checklist</w:t>
             </w:r>
             <w:r>
-              <w:t>; the Liaison does a final single-voice editing pass across all documents in W5 before the Oct 16 freeze.</w:t>
+              <w:t>; the Liaison does a single-voice editing pass across all documents in W5 before submission.</w:t>
             </w:r>
           </w:p>
         </w:tc>
@@ -8326,7 +8414,7 @@
               <w:pStyle w:val="31"/>
             </w:pPr>
             <w:r>
-              <w:t>Slides freeze one week before the deadline; recording is scheduled as its own dated task, not as the tail of slide preparation.</w:t>
+              <w:t>Recording is scheduled as its own dated task (video uploaded by Fri, Oct 16), not as the tail of slide preparation.</w:t>
             </w:r>
           </w:p>
         </w:tc>
@@ -9244,7 +9332,7 @@
               <w:pStyle w:val="31"/>
             </w:pPr>
             <w:r>
-              <w:t>All members read the Preliminary Definition and the World Assumptions Masterlist; each logs ≥3 candidate issues; team consolidates the issues list and records scope assumptions (AS-1). In parallel, candidate AS-IS/TO-BE scenarios are proposed and the three distinct pairs are selected — pulled forward into W2 because D-1 and D-4 both depend on them</w:t>
+              <w:t>All members read the Preliminary Definition and the World Assumptions Masterlist; each logs ≥3 candidate issues; team consolidates the issues list and records scope assumptions (AS-1). In parallel, candidate AS-IS/TO-BE scenarios are proposed and the three distinct pairs are selected — pulled forward into W2 because D-1 and D-4 both depend on them. Team review of the issues list and scenario choice at the Sep 27 checkpoint</w:t>
             </w:r>
           </w:p>
         </w:tc>
@@ -9263,16 +9351,16 @@
               <w:rPr>
                 <w:rFonts w:hint="eastAsia"/>
               </w:rPr>
-              <w:t>Austin Aragon</w:t>
-            </w:r>
-            <w:r>
-              <w:t xml:space="preserve">; scenarios by </w:t>
+              <w:t xml:space="preserve">Austin Aragon</w:t>
+            </w:r>
+            <w:r>
+              <w:t xml:space="preserve"> + Justus Jones; scenarios by </w:t>
             </w:r>
             <w:r>
               <w:rPr>
                 <w:rFonts w:hint="eastAsia"/>
               </w:rPr>
-              <w:t>James Zuniga</w:t>
+              <w:t xml:space="preserve">James Zuniga + Austin Aragon</w:t>
             </w:r>
           </w:p>
         </w:tc>
@@ -9353,7 +9441,7 @@
               <w:pStyle w:val="31"/>
             </w:pPr>
             <w:r>
-              <w:t>WRS §2 complete: issues in domain/stakeholders/objectives (2.1), functional requirements (2.2), non-functional requirements (2.3), each with design rationale. WRS §3 started: Problems (3.1.1) and Goals (3.1.2) derived from the resolved issues. Slide skeleton built from the provided template; prototype mock-up sketched; Top Priority TO-BE scenario selected</w:t>
+              <w:t>WRS §2 complete: issues in domain/stakeholders/objectives (2.1), functional requirements (2.2), non-functional requirements (2.3), each with design rationale. WRS §3 started: Problems (3.1.1) and Goals (3.1.2) derived from the resolved issues. Slide skeleton built from the provided template; prototype mock-up sketched; Top Priority TO-BE scenario selected. Team review of WRS §2 and the Problems/Goals draft at the Oct 4 checkpoint, before §3 builds on them</w:t>
             </w:r>
           </w:p>
         </w:tc>
@@ -9376,19 +9464,19 @@
               <w:rPr>
                 <w:rFonts w:hint="eastAsia"/>
               </w:rPr>
-              <w:t>Austin Aragon</w:t>
-            </w:r>
-            <w:r>
-              <w:t xml:space="preserve"> (D-2); </w:t>
+              <w:t xml:space="preserve">Austin Aragon</w:t>
+            </w:r>
+            <w:r>
+              <w:t xml:space="preserve"> + Justus Jones (D-2); </w:t>
             </w:r>
             <w:r>
               <w:rPr>
                 <w:rFonts w:hint="eastAsia"/>
               </w:rPr>
-              <w:t>Justus Jones</w:t>
-            </w:r>
-            <w:r>
-              <w:t xml:space="preserve"> (D-3);</w:t>
+              <w:t xml:space="preserve">Justus Jones</w:t>
+            </w:r>
+            <w:r>
+              <w:t xml:space="preserve"> + Young Kim (D-3);</w:t>
             </w:r>
             <w:r>
               <w:rPr>
@@ -9401,7 +9489,7 @@
               <w:rPr>
                 <w:rFonts w:hint="eastAsia"/>
               </w:rPr>
-              <w:t>James Zuniga</w:t>
+              <w:t xml:space="preserve">James Zuniga</w:t>
             </w:r>
             <w:r>
               <w:rPr>
@@ -9411,7 +9499,7 @@
               <w:t xml:space="preserve"> </w:t>
             </w:r>
             <w:r>
-              <w:t>(D-1)</w:t>
+              <w:t xml:space="preserve">+ Austin Aragon (D-1)</w:t>
             </w:r>
             <w:r>
               <w:rPr>
@@ -9424,10 +9512,10 @@
               <w:rPr>
                 <w:rFonts w:hint="eastAsia"/>
               </w:rPr>
-              <w:t>Young Kim</w:t>
-            </w:r>
-            <w:r>
-              <w:t xml:space="preserve"> (D-4)</w:t>
+              <w:t xml:space="preserve">Young Kim</w:t>
+            </w:r>
+            <w:r>
+              <w:t xml:space="preserve"> + Zichuo Wang (D-4); all review</w:t>
             </w:r>
           </w:p>
         </w:tc>
@@ -9482,7 +9570,7 @@
               <w:pStyle w:val="31"/>
             </w:pPr>
             <w:r>
-              <w:t>W4</w:t>
+              <w:t>W4–W5</w:t>
             </w:r>
           </w:p>
         </w:tc>
@@ -9495,14 +9583,14 @@
               <w:pStyle w:val="31"/>
             </w:pPr>
             <w:r>
-              <w:t>Oct 5 – Oct 11</w:t>
+              <w:t>Oct 5 – Oct 18</w:t>
             </w:r>
             <w:r>
               <w:rPr>
                 <w:rFonts w:hint="default"/>
                 <w:lang w:val="en-US"/>
               </w:rPr>
-              <w:t xml:space="preserve"> (midterm week)</w:t>
+              <w:t xml:space="preserve"> (midterm week, extended through W5)</w:t>
             </w:r>
           </w:p>
         </w:tc>
@@ -9515,7 +9603,7 @@
               <w:pStyle w:val="31"/>
             </w:pPr>
             <w:r>
-              <w:t>WRS §3 completed: improved understanding (3.1.3), functional and non-functional requirement specifications (3.2.1, 3.2.2), and traceability tables in the WRS-Sample format. Slides finished; question-based analysis of the Top Priority scenario; Function Point and creeping rate estimated; comparison with existing aids (guide dog, cane). User manual drafted against the TO-BE scenarios. Internal review against the Requirements Review Checklist runs Oct 9–11.</w:t>
+              <w:t>WRS §3 completed: improved understanding (3.1.3), functional and non-functional requirement specifications (3.2.1, 3.2.2), and traceability tables in the WRS-Sample format. Slides finished; question-based analysis of the Top Priority scenario; Function Point and creeping rate estimated; comparison with existing aids (guide dog, cane). User manual drafted against the TO-BE scenarios.</w:t>
             </w:r>
             <w:r>
               <w:rPr>
@@ -9524,14 +9612,14 @@
                 <w:bCs/>
                 <w:lang w:val="en-US"/>
               </w:rPr>
-              <w:t xml:space="preserve"> Note — midterm week: </w:t>
+              <w:t xml:space="preserve"> Midterm week: </w:t>
             </w:r>
             <w:r>
               <w:rPr>
                 <w:rFonts w:hint="default"/>
                 <w:lang w:val="en-US"/>
               </w:rPr>
-              <w:t>if exam schedules collide, this week’s work may be postponed where necessary. Any item that slips moves into W5, the change is agreed at the Oct 5 checkpoint and posted in Discord</w:t>
+              <w:t>this work runs through W5 instead of ending Oct 11. Each work product is reviewed by the team as its sections are drafted — at the Oct 11 checkpoint and as sections finish in W5</w:t>
             </w:r>
           </w:p>
         </w:tc>
@@ -9547,28 +9635,28 @@
               <w:rPr>
                 <w:rFonts w:hint="eastAsia"/>
               </w:rPr>
-              <w:t>Justus Jones</w:t>
-            </w:r>
-            <w:r>
-              <w:t xml:space="preserve"> (D-3); </w:t>
+              <w:t xml:space="preserve">Justus Jones</w:t>
+            </w:r>
+            <w:r>
+              <w:t xml:space="preserve"> + Young Kim (D-3); </w:t>
             </w:r>
             <w:r>
               <w:rPr>
                 <w:rFonts w:hint="eastAsia"/>
               </w:rPr>
-              <w:t>James Zuniga</w:t>
-            </w:r>
-            <w:r>
-              <w:t xml:space="preserve"> (D-1); </w:t>
+              <w:t xml:space="preserve">James Zuniga</w:t>
+            </w:r>
+            <w:r>
+              <w:t xml:space="preserve"> + Austin Aragon (D-1); </w:t>
             </w:r>
             <w:r>
               <w:rPr>
                 <w:rFonts w:hint="eastAsia"/>
               </w:rPr>
-              <w:t>Young Kim</w:t>
-            </w:r>
-            <w:r>
-              <w:t xml:space="preserve"> (D-4); all review</w:t>
+              <w:t xml:space="preserve">Young Kim</w:t>
+            </w:r>
+            <w:r>
+              <w:t xml:space="preserve"> + Zichuo Wang (D-4); all review</w:t>
             </w:r>
           </w:p>
         </w:tc>
@@ -9589,7 +9677,7 @@
                 <w:b w:val="0"/>
                 <w:bCs/>
               </w:rPr>
-              <w:t>M4: All work products in complete draft; slides frozen — Sun, Oct 11</w:t>
+              <w:t>M4: Midterm-week checkpoint — Sun, Oct 11 (progress reviewed by the team)</w:t>
             </w:r>
           </w:p>
         </w:tc>
@@ -9750,7 +9838,7 @@
               <w:pStyle w:val="31"/>
             </w:pPr>
             <w:r>
-              <w:t>Peer review and internal review feedback incorporated; presentation recorded (10–15 min) and uploaded to YouTube as unlisted; AI usage evidence assembled into D-6; single-voice editing pass across all documents; project plan updated to its final Phase I version; documents assembled and submitted</w:t>
+              <w:t>Remaining W4 work finished and reviewed; peer review feedback incorporated; presentation recorded (10–15 min) and uploaded to YouTube as unlisted; AI usage evidence assembled into D-6; single-voice editing pass across all documents; project plan updated to its final Phase I version; documents assembled and submitted</w:t>
             </w:r>
           </w:p>
         </w:tc>
@@ -9773,7 +9861,7 @@
               <w:t>Zichuo Wang</w:t>
             </w:r>
             <w:r>
-              <w:t xml:space="preserve"> assembles and runs the editing pass</w:t>
+              <w:t xml:space="preserve"> + Young Kim (D-6); Zichuo Wang + James Zuniga (D-5 final version); Zichuo Wang assembles and runs the editing pass</w:t>
             </w:r>
           </w:p>
         </w:tc>
@@ -9794,7 +9882,7 @@
                 <w:b w:val="0"/>
                 <w:bCs/>
               </w:rPr>
-              <w:t>M6: Video uploaded Wed, Oct 14 · Internal freeze Fri, Oct 16 · Phase I submission Sun, Oct 18</w:t>
+              <w:t>M6: Video uploaded Fri, Oct 16 — Phase I submission Sun, Oct 18</w:t>
             </w:r>
           </w:p>
         </w:tc>
@@ -10305,7 +10393,7 @@
     <w:lsdException w:qFormat="1" w:uiPriority="9" w:name="heading 9"/>
     <w:lsdException w:uiPriority="99" w:name="index 1"/>
     <w:lsdException w:uiPriority="99" w:name="index 2"/>
-    <w:lsdException w:unhideWhenUsed="0" w:uiPriority="0" w:name="index 3"/>
+    <w:lsdException w:qFormat="1" w:unhideWhenUsed="0" w:uiPriority="0" w:name="index 3"/>
     <w:lsdException w:uiPriority="99" w:name="index 4"/>
     <w:lsdException w:uiPriority="99" w:name="index 5"/>
     <w:lsdException w:uiPriority="99" w:name="index 6"/>
@@ -10378,7 +10466,7 @@
     <w:lsdException w:uiPriority="99" w:name="Body Text Indent 2"/>
     <w:lsdException w:uiPriority="99" w:name="Body Text Indent 3"/>
     <w:lsdException w:uiPriority="99" w:name="Block Text"/>
-    <w:lsdException w:unhideWhenUsed="0" w:uiPriority="99" w:semiHidden="0" w:name="Hyperlink"/>
+    <w:lsdException w:qFormat="1" w:unhideWhenUsed="0" w:uiPriority="99" w:semiHidden="0" w:name="Hyperlink"/>
     <w:lsdException w:qFormat="1" w:unhideWhenUsed="0" w:uiPriority="0" w:semiHidden="0" w:name="FollowedHyperlink"/>
     <w:lsdException w:qFormat="1" w:unhideWhenUsed="0" w:uiPriority="22" w:semiHidden="0" w:name="Strong"/>
     <w:lsdException w:qFormat="1" w:unhideWhenUsed="0" w:uiPriority="20" w:semiHidden="0" w:name="Emphasis"/>
@@ -10733,6 +10821,7 @@
     <w:next w:val="1"/>
     <w:autoRedefine/>
     <w:semiHidden/>
+    <w:qFormat/>
     <w:uiPriority w:val="0"/>
     <w:pPr>
       <w:ind w:left="720" w:hanging="240"/>
@@ -10886,6 +10975,7 @@
   <w:style w:type="character" w:styleId="23">
     <w:name w:val="Hyperlink"/>
     <w:basedOn w:val="21"/>
+    <w:qFormat/>
     <w:uiPriority w:val="99"/>
     <w:rPr>
       <w:color w:val="0000FF"/>
@@ -10895,6 +10985,7 @@
   <w:style w:type="paragraph" w:customStyle="1" w:styleId="24">
     <w:name w:val="bullet"/>
     <w:basedOn w:val="1"/>
+    <w:qFormat/>
     <w:uiPriority w:val="0"/>
     <w:pPr>
       <w:numPr>
@@ -10943,6 +11034,7 @@
     <w:name w:val="TOCEntry"/>
     <w:basedOn w:val="1"/>
     <w:autoRedefine/>
+    <w:qFormat/>
     <w:uiPriority w:val="0"/>
     <w:pPr>
       <w:spacing w:before="240" w:after="240" w:line="240" w:lineRule="atLeast"/>
@@ -10957,6 +11049,7 @@
   <w:style w:type="paragraph" w:customStyle="1" w:styleId="28">
     <w:name w:val="Normal + Italic"/>
     <w:basedOn w:val="1"/>
+    <w:qFormat/>
     <w:uiPriority w:val="0"/>
     <w:rPr>
       <w:i/>
@@ -10993,6 +11086,7 @@
   <w:style w:type="paragraph" w:customStyle="1" w:styleId="31">
     <w:name w:val="Table"/>
     <w:basedOn w:val="1"/>
+    <w:qFormat/>
     <w:uiPriority w:val="0"/>
     <w:pPr>
       <w:spacing w:before="20" w:after="20"/>
